--- a/data/human_paras/human_para_43.docx
+++ b/data/human_paras/human_para_43.docx
@@ -4,7 +4,7 @@
   <w:body>
     <w:p>
       <w:r>
-        <w:t>Mr. Richard answer to this is that it has a lot to do. People want to be accepted in their age group setting, and as such, they are influenced to act like others.</w:t>
+        <w:t>In his response, Mr. Richard says his culture views suicide as taboo and that such an individual and his or her family will have to go through a traditional cleanse before they can be accepted back into society. Also, without the cleanse, the individual would not be allowed to be buried in the community.</w:t>
       </w:r>
     </w:p>
     <w:sectPr>
